--- a/gu23/report/template/act23_start.docx
+++ b/gu23/report/template/act23_start.docx
@@ -1,6 +1,6 @@
 
 <file path=word/document.xml><?xml version="1.0" encoding="utf-8"?>
-<w:document xmlns:wpc="http://schemas.microsoft.com/office/word/2010/wordprocessingCanvas" xmlns:cx="http://schemas.microsoft.com/office/drawing/2014/chartex" xmlns:cx1="http://schemas.microsoft.com/office/drawing/2015/9/8/chartex" xmlns:cx2="http://schemas.microsoft.com/office/drawing/2015/10/21/chartex" xmlns:cx3="http://schemas.microsoft.com/office/drawing/2016/5/9/chartex" xmlns:cx4="http://schemas.microsoft.com/office/drawing/2016/5/10/chartex" xmlns:cx5="http://schemas.microsoft.com/office/drawing/2016/5/11/chartex" xmlns:cx6="http://schemas.microsoft.com/office/drawing/2016/5/12/chartex" xmlns:cx7="http://schemas.microsoft.com/office/drawing/2016/5/13/chartex" xmlns:cx8="http://schemas.microsoft.com/office/drawing/2016/5/14/chartex" xmlns:mc="http://schemas.openxmlformats.org/markup-compatibility/2006" xmlns:aink="http://schemas.microsoft.com/office/drawing/2016/ink" xmlns:am3d="http://schemas.microsoft.com/office/drawing/2017/model3d" xmlns:o="urn:schemas-microsoft-com:office:office" xmlns:r="http://schemas.openxmlformats.org/officeDocument/2006/relationships" xmlns:m="http://schemas.openxmlformats.org/officeDocument/2006/math" xmlns:v="urn:schemas-microsoft-com:vml" xmlns:wp14="http://schemas.microsoft.com/office/word/2010/wordprocessingDrawing" xmlns:wp="http://schemas.openxmlformats.org/drawingml/2006/wordprocessingDrawing" xmlns:w10="urn:schemas-microsoft-com:office:word" xmlns:w="http://schemas.openxmlformats.org/wordprocessingml/2006/main" xmlns:w14="http://schemas.microsoft.com/office/word/2010/wordml" xmlns:w15="http://schemas.microsoft.com/office/word/2012/wordml" xmlns:w16cex="http://schemas.microsoft.com/office/word/2018/wordml/cex" xmlns:w16cid="http://schemas.microsoft.com/office/word/2016/wordml/cid" xmlns:w16="http://schemas.microsoft.com/office/word/2018/wordml" xmlns:w16se="http://schemas.microsoft.com/office/word/2015/wordml/symex" xmlns:wpg="http://schemas.microsoft.com/office/word/2010/wordprocessingGroup" xmlns:wpi="http://schemas.microsoft.com/office/word/2010/wordprocessingInk" xmlns:wne="http://schemas.microsoft.com/office/word/2006/wordml" xmlns:wps="http://schemas.microsoft.com/office/word/2010/wordprocessingShape" mc:Ignorable="w14 w15 w16se w16cid w16 w16cex wp14">
+<w:document xmlns:wpc="http://schemas.microsoft.com/office/word/2010/wordprocessingCanvas" xmlns:cx="http://schemas.microsoft.com/office/drawing/2014/chartex" xmlns:cx1="http://schemas.microsoft.com/office/drawing/2015/9/8/chartex" xmlns:mc="http://schemas.openxmlformats.org/markup-compatibility/2006" xmlns:o="urn:schemas-microsoft-com:office:office" xmlns:r="http://schemas.openxmlformats.org/officeDocument/2006/relationships" xmlns:m="http://schemas.openxmlformats.org/officeDocument/2006/math" xmlns:v="urn:schemas-microsoft-com:vml" xmlns:wp14="http://schemas.microsoft.com/office/word/2010/wordprocessingDrawing" xmlns:wp="http://schemas.openxmlformats.org/drawingml/2006/wordprocessingDrawing" xmlns:w10="urn:schemas-microsoft-com:office:word" xmlns:w="http://schemas.openxmlformats.org/wordprocessingml/2006/main" xmlns:w14="http://schemas.microsoft.com/office/word/2010/wordml" xmlns:w15="http://schemas.microsoft.com/office/word/2012/wordml" xmlns:w16se="http://schemas.microsoft.com/office/word/2015/wordml/symex" xmlns:wpg="http://schemas.microsoft.com/office/word/2010/wordprocessingGroup" xmlns:wpi="http://schemas.microsoft.com/office/word/2010/wordprocessingInk" xmlns:wne="http://schemas.microsoft.com/office/word/2006/wordml" xmlns:wps="http://schemas.microsoft.com/office/word/2010/wordprocessingShape" mc:Ignorable="w14 w15 w16se wp14">
   <w:body>
     <w:p>
       <w:pPr>
@@ -425,22 +425,16 @@
                 <w:sz w:val="18"/>
                 <w:szCs w:val="18"/>
               </w:rPr>
-              <w:t>${</w:t>
-            </w:r>
-            <w:r>
-              <w:rPr>
-                <w:sz w:val="18"/>
-                <w:szCs w:val="18"/>
-                <w:lang w:val="en-US"/>
-              </w:rPr>
-              <w:t>CONT_</w:t>
-            </w:r>
-            <w:r>
-              <w:rPr>
-                <w:sz w:val="18"/>
-                <w:szCs w:val="18"/>
-              </w:rPr>
-              <w:t>NO}</w:t>
+              <w:t>${WAG</w:t>
+            </w:r>
+            <w:bookmarkStart w:id="0" w:name="_GoBack"/>
+            <w:bookmarkEnd w:id="0"/>
+            <w:r>
+              <w:rPr>
+                <w:sz w:val="18"/>
+                <w:szCs w:val="18"/>
+              </w:rPr>
+              <w:t>ON_CONT_NO}</w:t>
             </w:r>
           </w:p>
         </w:tc>
@@ -1037,7 +1031,7 @@
 </file>
 
 <file path=word/endnotes.xml><?xml version="1.0" encoding="utf-8"?>
-<w:endnotes xmlns:wpc="http://schemas.microsoft.com/office/word/2010/wordprocessingCanvas" xmlns:cx="http://schemas.microsoft.com/office/drawing/2014/chartex" xmlns:cx1="http://schemas.microsoft.com/office/drawing/2015/9/8/chartex" xmlns:cx2="http://schemas.microsoft.com/office/drawing/2015/10/21/chartex" xmlns:cx3="http://schemas.microsoft.com/office/drawing/2016/5/9/chartex" xmlns:cx4="http://schemas.microsoft.com/office/drawing/2016/5/10/chartex" xmlns:cx5="http://schemas.microsoft.com/office/drawing/2016/5/11/chartex" xmlns:cx6="http://schemas.microsoft.com/office/drawing/2016/5/12/chartex" xmlns:cx7="http://schemas.microsoft.com/office/drawing/2016/5/13/chartex" xmlns:cx8="http://schemas.microsoft.com/office/drawing/2016/5/14/chartex" xmlns:mc="http://schemas.openxmlformats.org/markup-compatibility/2006" xmlns:aink="http://schemas.microsoft.com/office/drawing/2016/ink" xmlns:am3d="http://schemas.microsoft.com/office/drawing/2017/model3d" xmlns:o="urn:schemas-microsoft-com:office:office" xmlns:r="http://schemas.openxmlformats.org/officeDocument/2006/relationships" xmlns:m="http://schemas.openxmlformats.org/officeDocument/2006/math" xmlns:v="urn:schemas-microsoft-com:vml" xmlns:wp14="http://schemas.microsoft.com/office/word/2010/wordprocessingDrawing" xmlns:wp="http://schemas.openxmlformats.org/drawingml/2006/wordprocessingDrawing" xmlns:w10="urn:schemas-microsoft-com:office:word" xmlns:w="http://schemas.openxmlformats.org/wordprocessingml/2006/main" xmlns:w14="http://schemas.microsoft.com/office/word/2010/wordml" xmlns:w15="http://schemas.microsoft.com/office/word/2012/wordml" xmlns:w16cex="http://schemas.microsoft.com/office/word/2018/wordml/cex" xmlns:w16cid="http://schemas.microsoft.com/office/word/2016/wordml/cid" xmlns:w16="http://schemas.microsoft.com/office/word/2018/wordml" xmlns:w16se="http://schemas.microsoft.com/office/word/2015/wordml/symex" xmlns:wpg="http://schemas.microsoft.com/office/word/2010/wordprocessingGroup" xmlns:wpi="http://schemas.microsoft.com/office/word/2010/wordprocessingInk" xmlns:wne="http://schemas.microsoft.com/office/word/2006/wordml" xmlns:wps="http://schemas.microsoft.com/office/word/2010/wordprocessingShape" mc:Ignorable="w14 w15 w16se w16cid w16 w16cex wp14">
+<w:endnotes xmlns:wpc="http://schemas.microsoft.com/office/word/2010/wordprocessingCanvas" xmlns:cx="http://schemas.microsoft.com/office/drawing/2014/chartex" xmlns:cx1="http://schemas.microsoft.com/office/drawing/2015/9/8/chartex" xmlns:mc="http://schemas.openxmlformats.org/markup-compatibility/2006" xmlns:o="urn:schemas-microsoft-com:office:office" xmlns:r="http://schemas.openxmlformats.org/officeDocument/2006/relationships" xmlns:m="http://schemas.openxmlformats.org/officeDocument/2006/math" xmlns:v="urn:schemas-microsoft-com:vml" xmlns:wp14="http://schemas.microsoft.com/office/word/2010/wordprocessingDrawing" xmlns:wp="http://schemas.openxmlformats.org/drawingml/2006/wordprocessingDrawing" xmlns:w10="urn:schemas-microsoft-com:office:word" xmlns:w="http://schemas.openxmlformats.org/wordprocessingml/2006/main" xmlns:w14="http://schemas.microsoft.com/office/word/2010/wordml" xmlns:w15="http://schemas.microsoft.com/office/word/2012/wordml" xmlns:w16se="http://schemas.microsoft.com/office/word/2015/wordml/symex" xmlns:wpg="http://schemas.microsoft.com/office/word/2010/wordprocessingGroup" xmlns:wpi="http://schemas.microsoft.com/office/word/2010/wordprocessingInk" xmlns:wne="http://schemas.microsoft.com/office/word/2006/wordml" xmlns:wps="http://schemas.microsoft.com/office/word/2010/wordprocessingShape" mc:Ignorable="w14 w15 w16se wp14">
   <w:endnote w:type="separator" w:id="-1">
     <w:p>
       <w:r>
@@ -1056,7 +1050,7 @@
 </file>
 
 <file path=word/footer1.xml><?xml version="1.0" encoding="utf-8"?>
-<w:ftr xmlns:wpc="http://schemas.microsoft.com/office/word/2010/wordprocessingCanvas" xmlns:cx="http://schemas.microsoft.com/office/drawing/2014/chartex" xmlns:cx1="http://schemas.microsoft.com/office/drawing/2015/9/8/chartex" xmlns:cx2="http://schemas.microsoft.com/office/drawing/2015/10/21/chartex" xmlns:cx3="http://schemas.microsoft.com/office/drawing/2016/5/9/chartex" xmlns:cx4="http://schemas.microsoft.com/office/drawing/2016/5/10/chartex" xmlns:cx5="http://schemas.microsoft.com/office/drawing/2016/5/11/chartex" xmlns:cx6="http://schemas.microsoft.com/office/drawing/2016/5/12/chartex" xmlns:cx7="http://schemas.microsoft.com/office/drawing/2016/5/13/chartex" xmlns:cx8="http://schemas.microsoft.com/office/drawing/2016/5/14/chartex" xmlns:mc="http://schemas.openxmlformats.org/markup-compatibility/2006" xmlns:aink="http://schemas.microsoft.com/office/drawing/2016/ink" xmlns:am3d="http://schemas.microsoft.com/office/drawing/2017/model3d" xmlns:o="urn:schemas-microsoft-com:office:office" xmlns:r="http://schemas.openxmlformats.org/officeDocument/2006/relationships" xmlns:m="http://schemas.openxmlformats.org/officeDocument/2006/math" xmlns:v="urn:schemas-microsoft-com:vml" xmlns:wp14="http://schemas.microsoft.com/office/word/2010/wordprocessingDrawing" xmlns:wp="http://schemas.openxmlformats.org/drawingml/2006/wordprocessingDrawing" xmlns:w10="urn:schemas-microsoft-com:office:word" xmlns:w="http://schemas.openxmlformats.org/wordprocessingml/2006/main" xmlns:w14="http://schemas.microsoft.com/office/word/2010/wordml" xmlns:w15="http://schemas.microsoft.com/office/word/2012/wordml" xmlns:w16cex="http://schemas.microsoft.com/office/word/2018/wordml/cex" xmlns:w16cid="http://schemas.microsoft.com/office/word/2016/wordml/cid" xmlns:w16="http://schemas.microsoft.com/office/word/2018/wordml" xmlns:w16se="http://schemas.microsoft.com/office/word/2015/wordml/symex" xmlns:wpg="http://schemas.microsoft.com/office/word/2010/wordprocessingGroup" xmlns:wpi="http://schemas.microsoft.com/office/word/2010/wordprocessingInk" xmlns:wne="http://schemas.microsoft.com/office/word/2006/wordml" xmlns:wps="http://schemas.microsoft.com/office/word/2010/wordprocessingShape" mc:Ignorable="w14 w15 w16se w16cid w16 w16cex wp14">
+<w:ftr xmlns:wpc="http://schemas.microsoft.com/office/word/2010/wordprocessingCanvas" xmlns:cx="http://schemas.microsoft.com/office/drawing/2014/chartex" xmlns:cx1="http://schemas.microsoft.com/office/drawing/2015/9/8/chartex" xmlns:mc="http://schemas.openxmlformats.org/markup-compatibility/2006" xmlns:o="urn:schemas-microsoft-com:office:office" xmlns:r="http://schemas.openxmlformats.org/officeDocument/2006/relationships" xmlns:m="http://schemas.openxmlformats.org/officeDocument/2006/math" xmlns:v="urn:schemas-microsoft-com:vml" xmlns:wp14="http://schemas.microsoft.com/office/word/2010/wordprocessingDrawing" xmlns:wp="http://schemas.openxmlformats.org/drawingml/2006/wordprocessingDrawing" xmlns:w10="urn:schemas-microsoft-com:office:word" xmlns:w="http://schemas.openxmlformats.org/wordprocessingml/2006/main" xmlns:w14="http://schemas.microsoft.com/office/word/2010/wordml" xmlns:w15="http://schemas.microsoft.com/office/word/2012/wordml" xmlns:w16se="http://schemas.microsoft.com/office/word/2015/wordml/symex" xmlns:wpg="http://schemas.microsoft.com/office/word/2010/wordprocessingGroup" xmlns:wpi="http://schemas.microsoft.com/office/word/2010/wordprocessingInk" xmlns:wne="http://schemas.microsoft.com/office/word/2006/wordml" xmlns:wps="http://schemas.microsoft.com/office/word/2010/wordprocessingShape" mc:Ignorable="w14 w15 w16se wp14">
   <w:sdt>
     <w:sdtPr>
       <w:rPr>
@@ -1112,7 +1106,7 @@
 </file>
 
 <file path=word/footer2.xml><?xml version="1.0" encoding="utf-8"?>
-<w:ftr xmlns:wpc="http://schemas.microsoft.com/office/word/2010/wordprocessingCanvas" xmlns:cx="http://schemas.microsoft.com/office/drawing/2014/chartex" xmlns:cx1="http://schemas.microsoft.com/office/drawing/2015/9/8/chartex" xmlns:cx2="http://schemas.microsoft.com/office/drawing/2015/10/21/chartex" xmlns:cx3="http://schemas.microsoft.com/office/drawing/2016/5/9/chartex" xmlns:cx4="http://schemas.microsoft.com/office/drawing/2016/5/10/chartex" xmlns:cx5="http://schemas.microsoft.com/office/drawing/2016/5/11/chartex" xmlns:cx6="http://schemas.microsoft.com/office/drawing/2016/5/12/chartex" xmlns:cx7="http://schemas.microsoft.com/office/drawing/2016/5/13/chartex" xmlns:cx8="http://schemas.microsoft.com/office/drawing/2016/5/14/chartex" xmlns:mc="http://schemas.openxmlformats.org/markup-compatibility/2006" xmlns:aink="http://schemas.microsoft.com/office/drawing/2016/ink" xmlns:am3d="http://schemas.microsoft.com/office/drawing/2017/model3d" xmlns:o="urn:schemas-microsoft-com:office:office" xmlns:r="http://schemas.openxmlformats.org/officeDocument/2006/relationships" xmlns:m="http://schemas.openxmlformats.org/officeDocument/2006/math" xmlns:v="urn:schemas-microsoft-com:vml" xmlns:wp14="http://schemas.microsoft.com/office/word/2010/wordprocessingDrawing" xmlns:wp="http://schemas.openxmlformats.org/drawingml/2006/wordprocessingDrawing" xmlns:w10="urn:schemas-microsoft-com:office:word" xmlns:w="http://schemas.openxmlformats.org/wordprocessingml/2006/main" xmlns:w14="http://schemas.microsoft.com/office/word/2010/wordml" xmlns:w15="http://schemas.microsoft.com/office/word/2012/wordml" xmlns:w16cex="http://schemas.microsoft.com/office/word/2018/wordml/cex" xmlns:w16cid="http://schemas.microsoft.com/office/word/2016/wordml/cid" xmlns:w16="http://schemas.microsoft.com/office/word/2018/wordml" xmlns:w16se="http://schemas.microsoft.com/office/word/2015/wordml/symex" xmlns:wpg="http://schemas.microsoft.com/office/word/2010/wordprocessingGroup" xmlns:wpi="http://schemas.microsoft.com/office/word/2010/wordprocessingInk" xmlns:wne="http://schemas.microsoft.com/office/word/2006/wordml" xmlns:wps="http://schemas.microsoft.com/office/word/2010/wordprocessingShape" mc:Ignorable="w14 w15 w16se w16cid w16 w16cex wp14">
+<w:ftr xmlns:wpc="http://schemas.microsoft.com/office/word/2010/wordprocessingCanvas" xmlns:cx="http://schemas.microsoft.com/office/drawing/2014/chartex" xmlns:cx1="http://schemas.microsoft.com/office/drawing/2015/9/8/chartex" xmlns:mc="http://schemas.openxmlformats.org/markup-compatibility/2006" xmlns:o="urn:schemas-microsoft-com:office:office" xmlns:r="http://schemas.openxmlformats.org/officeDocument/2006/relationships" xmlns:m="http://schemas.openxmlformats.org/officeDocument/2006/math" xmlns:v="urn:schemas-microsoft-com:vml" xmlns:wp14="http://schemas.microsoft.com/office/word/2010/wordprocessingDrawing" xmlns:wp="http://schemas.openxmlformats.org/drawingml/2006/wordprocessingDrawing" xmlns:w10="urn:schemas-microsoft-com:office:word" xmlns:w="http://schemas.openxmlformats.org/wordprocessingml/2006/main" xmlns:w14="http://schemas.microsoft.com/office/word/2010/wordml" xmlns:w15="http://schemas.microsoft.com/office/word/2012/wordml" xmlns:w16se="http://schemas.microsoft.com/office/word/2015/wordml/symex" xmlns:wpg="http://schemas.microsoft.com/office/word/2010/wordprocessingGroup" xmlns:wpi="http://schemas.microsoft.com/office/word/2010/wordprocessingInk" xmlns:wne="http://schemas.microsoft.com/office/word/2006/wordml" xmlns:wps="http://schemas.microsoft.com/office/word/2010/wordprocessingShape" mc:Ignorable="w14 w15 w16se wp14">
   <w:sdt>
     <w:sdtPr>
       <w:id w:val="-1954541273"/>
@@ -1149,27 +1143,14 @@
         <w:r>
           <w:t xml:space="preserve"> из </w:t>
         </w:r>
-        <w:r>
-          <w:fldChar w:fldCharType="begin"/>
-        </w:r>
-        <w:r>
-          <w:instrText xml:space="preserve"> NUMPAGES   \* MERGEFORMAT </w:instrText>
-        </w:r>
-        <w:r>
-          <w:fldChar w:fldCharType="separate"/>
-        </w:r>
-        <w:r>
-          <w:rPr>
-            <w:noProof/>
-          </w:rPr>
-          <w:t>1</w:t>
-        </w:r>
-        <w:r>
-          <w:rPr>
-            <w:noProof/>
-          </w:rPr>
-          <w:fldChar w:fldCharType="end"/>
-        </w:r>
+        <w:fldSimple w:instr=" NUMPAGES   \* MERGEFORMAT ">
+          <w:r>
+            <w:rPr>
+              <w:noProof/>
+            </w:rPr>
+            <w:t>1</w:t>
+          </w:r>
+        </w:fldSimple>
       </w:p>
     </w:sdtContent>
   </w:sdt>
@@ -1177,7 +1158,7 @@
 </file>
 
 <file path=word/footnotes.xml><?xml version="1.0" encoding="utf-8"?>
-<w:footnotes xmlns:wpc="http://schemas.microsoft.com/office/word/2010/wordprocessingCanvas" xmlns:cx="http://schemas.microsoft.com/office/drawing/2014/chartex" xmlns:cx1="http://schemas.microsoft.com/office/drawing/2015/9/8/chartex" xmlns:cx2="http://schemas.microsoft.com/office/drawing/2015/10/21/chartex" xmlns:cx3="http://schemas.microsoft.com/office/drawing/2016/5/9/chartex" xmlns:cx4="http://schemas.microsoft.com/office/drawing/2016/5/10/chartex" xmlns:cx5="http://schemas.microsoft.com/office/drawing/2016/5/11/chartex" xmlns:cx6="http://schemas.microsoft.com/office/drawing/2016/5/12/chartex" xmlns:cx7="http://schemas.microsoft.com/office/drawing/2016/5/13/chartex" xmlns:cx8="http://schemas.microsoft.com/office/drawing/2016/5/14/chartex" xmlns:mc="http://schemas.openxmlformats.org/markup-compatibility/2006" xmlns:aink="http://schemas.microsoft.com/office/drawing/2016/ink" xmlns:am3d="http://schemas.microsoft.com/office/drawing/2017/model3d" xmlns:o="urn:schemas-microsoft-com:office:office" xmlns:r="http://schemas.openxmlformats.org/officeDocument/2006/relationships" xmlns:m="http://schemas.openxmlformats.org/officeDocument/2006/math" xmlns:v="urn:schemas-microsoft-com:vml" xmlns:wp14="http://schemas.microsoft.com/office/word/2010/wordprocessingDrawing" xmlns:wp="http://schemas.openxmlformats.org/drawingml/2006/wordprocessingDrawing" xmlns:w10="urn:schemas-microsoft-com:office:word" xmlns:w="http://schemas.openxmlformats.org/wordprocessingml/2006/main" xmlns:w14="http://schemas.microsoft.com/office/word/2010/wordml" xmlns:w15="http://schemas.microsoft.com/office/word/2012/wordml" xmlns:w16cex="http://schemas.microsoft.com/office/word/2018/wordml/cex" xmlns:w16cid="http://schemas.microsoft.com/office/word/2016/wordml/cid" xmlns:w16="http://schemas.microsoft.com/office/word/2018/wordml" xmlns:w16se="http://schemas.microsoft.com/office/word/2015/wordml/symex" xmlns:wpg="http://schemas.microsoft.com/office/word/2010/wordprocessingGroup" xmlns:wpi="http://schemas.microsoft.com/office/word/2010/wordprocessingInk" xmlns:wne="http://schemas.microsoft.com/office/word/2006/wordml" xmlns:wps="http://schemas.microsoft.com/office/word/2010/wordprocessingShape" mc:Ignorable="w14 w15 w16se w16cid w16 w16cex wp14">
+<w:footnotes xmlns:wpc="http://schemas.microsoft.com/office/word/2010/wordprocessingCanvas" xmlns:cx="http://schemas.microsoft.com/office/drawing/2014/chartex" xmlns:cx1="http://schemas.microsoft.com/office/drawing/2015/9/8/chartex" xmlns:mc="http://schemas.openxmlformats.org/markup-compatibility/2006" xmlns:o="urn:schemas-microsoft-com:office:office" xmlns:r="http://schemas.openxmlformats.org/officeDocument/2006/relationships" xmlns:m="http://schemas.openxmlformats.org/officeDocument/2006/math" xmlns:v="urn:schemas-microsoft-com:vml" xmlns:wp14="http://schemas.microsoft.com/office/word/2010/wordprocessingDrawing" xmlns:wp="http://schemas.openxmlformats.org/drawingml/2006/wordprocessingDrawing" xmlns:w10="urn:schemas-microsoft-com:office:word" xmlns:w="http://schemas.openxmlformats.org/wordprocessingml/2006/main" xmlns:w14="http://schemas.microsoft.com/office/word/2010/wordml" xmlns:w15="http://schemas.microsoft.com/office/word/2012/wordml" xmlns:w16se="http://schemas.microsoft.com/office/word/2015/wordml/symex" xmlns:wpg="http://schemas.microsoft.com/office/word/2010/wordprocessingGroup" xmlns:wpi="http://schemas.microsoft.com/office/word/2010/wordprocessingInk" xmlns:wne="http://schemas.microsoft.com/office/word/2006/wordml" xmlns:wps="http://schemas.microsoft.com/office/word/2010/wordprocessingShape" mc:Ignorable="w14 w15 w16se wp14">
   <w:footnote w:type="separator" w:id="-1">
     <w:p>
       <w:r>
@@ -1196,7 +1177,7 @@
 </file>
 
 <file path=word/header1.xml><?xml version="1.0" encoding="utf-8"?>
-<w:hdr xmlns:wpc="http://schemas.microsoft.com/office/word/2010/wordprocessingCanvas" xmlns:cx="http://schemas.microsoft.com/office/drawing/2014/chartex" xmlns:cx1="http://schemas.microsoft.com/office/drawing/2015/9/8/chartex" xmlns:cx2="http://schemas.microsoft.com/office/drawing/2015/10/21/chartex" xmlns:cx3="http://schemas.microsoft.com/office/drawing/2016/5/9/chartex" xmlns:cx4="http://schemas.microsoft.com/office/drawing/2016/5/10/chartex" xmlns:cx5="http://schemas.microsoft.com/office/drawing/2016/5/11/chartex" xmlns:cx6="http://schemas.microsoft.com/office/drawing/2016/5/12/chartex" xmlns:cx7="http://schemas.microsoft.com/office/drawing/2016/5/13/chartex" xmlns:cx8="http://schemas.microsoft.com/office/drawing/2016/5/14/chartex" xmlns:mc="http://schemas.openxmlformats.org/markup-compatibility/2006" xmlns:aink="http://schemas.microsoft.com/office/drawing/2016/ink" xmlns:am3d="http://schemas.microsoft.com/office/drawing/2017/model3d" xmlns:o="urn:schemas-microsoft-com:office:office" xmlns:r="http://schemas.openxmlformats.org/officeDocument/2006/relationships" xmlns:m="http://schemas.openxmlformats.org/officeDocument/2006/math" xmlns:v="urn:schemas-microsoft-com:vml" xmlns:wp14="http://schemas.microsoft.com/office/word/2010/wordprocessingDrawing" xmlns:wp="http://schemas.openxmlformats.org/drawingml/2006/wordprocessingDrawing" xmlns:w10="urn:schemas-microsoft-com:office:word" xmlns:w="http://schemas.openxmlformats.org/wordprocessingml/2006/main" xmlns:w14="http://schemas.microsoft.com/office/word/2010/wordml" xmlns:w15="http://schemas.microsoft.com/office/word/2012/wordml" xmlns:w16cex="http://schemas.microsoft.com/office/word/2018/wordml/cex" xmlns:w16cid="http://schemas.microsoft.com/office/word/2016/wordml/cid" xmlns:w16="http://schemas.microsoft.com/office/word/2018/wordml" xmlns:w16se="http://schemas.microsoft.com/office/word/2015/wordml/symex" xmlns:wpg="http://schemas.microsoft.com/office/word/2010/wordprocessingGroup" xmlns:wpi="http://schemas.microsoft.com/office/word/2010/wordprocessingInk" xmlns:wne="http://schemas.microsoft.com/office/word/2006/wordml" xmlns:wps="http://schemas.microsoft.com/office/word/2010/wordprocessingShape" mc:Ignorable="w14 w15 w16se w16cid w16 w16cex wp14">
+<w:hdr xmlns:wpc="http://schemas.microsoft.com/office/word/2010/wordprocessingCanvas" xmlns:cx="http://schemas.microsoft.com/office/drawing/2014/chartex" xmlns:cx1="http://schemas.microsoft.com/office/drawing/2015/9/8/chartex" xmlns:mc="http://schemas.openxmlformats.org/markup-compatibility/2006" xmlns:o="urn:schemas-microsoft-com:office:office" xmlns:r="http://schemas.openxmlformats.org/officeDocument/2006/relationships" xmlns:m="http://schemas.openxmlformats.org/officeDocument/2006/math" xmlns:v="urn:schemas-microsoft-com:vml" xmlns:wp14="http://schemas.microsoft.com/office/word/2010/wordprocessingDrawing" xmlns:wp="http://schemas.openxmlformats.org/drawingml/2006/wordprocessingDrawing" xmlns:w10="urn:schemas-microsoft-com:office:word" xmlns:w="http://schemas.openxmlformats.org/wordprocessingml/2006/main" xmlns:w14="http://schemas.microsoft.com/office/word/2010/wordml" xmlns:w15="http://schemas.microsoft.com/office/word/2012/wordml" xmlns:w16se="http://schemas.microsoft.com/office/word/2015/wordml/symex" xmlns:wpg="http://schemas.microsoft.com/office/word/2010/wordprocessingGroup" xmlns:wpi="http://schemas.microsoft.com/office/word/2010/wordprocessingInk" xmlns:wne="http://schemas.microsoft.com/office/word/2006/wordml" xmlns:wps="http://schemas.microsoft.com/office/word/2010/wordprocessingShape" mc:Ignorable="w14 w15 w16se wp14">
   <w:p>
     <w:pPr>
       <w:pStyle w:val="a7"/>
@@ -1218,7 +1199,7 @@
 </file>
 
 <file path=word/styles.xml><?xml version="1.0" encoding="utf-8"?>
-<w:styles xmlns:mc="http://schemas.openxmlformats.org/markup-compatibility/2006" xmlns:r="http://schemas.openxmlformats.org/officeDocument/2006/relationships" xmlns:w="http://schemas.openxmlformats.org/wordprocessingml/2006/main" xmlns:w14="http://schemas.microsoft.com/office/word/2010/wordml" xmlns:w15="http://schemas.microsoft.com/office/word/2012/wordml" xmlns:w16cex="http://schemas.microsoft.com/office/word/2018/wordml/cex" xmlns:w16cid="http://schemas.microsoft.com/office/word/2016/wordml/cid" xmlns:w16="http://schemas.microsoft.com/office/word/2018/wordml" xmlns:w16se="http://schemas.microsoft.com/office/word/2015/wordml/symex" mc:Ignorable="w14 w15 w16se w16cid w16 w16cex">
+<w:styles xmlns:mc="http://schemas.openxmlformats.org/markup-compatibility/2006" xmlns:r="http://schemas.openxmlformats.org/officeDocument/2006/relationships" xmlns:w="http://schemas.openxmlformats.org/wordprocessingml/2006/main" xmlns:w14="http://schemas.microsoft.com/office/word/2010/wordml" xmlns:w15="http://schemas.microsoft.com/office/word/2012/wordml" xmlns:w16se="http://schemas.microsoft.com/office/word/2015/wordml/symex" mc:Ignorable="w14 w15 w16se">
   <w:docDefaults>
     <w:rPrDefault>
       <w:rPr>
@@ -1230,7 +1211,7 @@
     </w:rPrDefault>
     <w:pPrDefault/>
   </w:docDefaults>
-  <w:latentStyles w:defLockedState="0" w:defUIPriority="99" w:defSemiHidden="0" w:defUnhideWhenUsed="0" w:defQFormat="0" w:count="376">
+  <w:latentStyles w:defLockedState="0" w:defUIPriority="99" w:defSemiHidden="0" w:defUnhideWhenUsed="0" w:defQFormat="0" w:count="371">
     <w:lsdException w:name="Normal" w:uiPriority="0" w:qFormat="1"/>
     <w:lsdException w:name="heading 1" w:uiPriority="9" w:qFormat="1"/>
     <w:lsdException w:name="heading 2" w:semiHidden="1" w:uiPriority="9" w:unhideWhenUsed="1" w:qFormat="1"/>
@@ -1602,11 +1583,6 @@
     <w:lsdException w:name="List Table 5 Dark Accent 6" w:uiPriority="50"/>
     <w:lsdException w:name="List Table 6 Colorful Accent 6" w:uiPriority="51"/>
     <w:lsdException w:name="List Table 7 Colorful Accent 6" w:uiPriority="52"/>
-    <w:lsdException w:name="Mention" w:semiHidden="1" w:unhideWhenUsed="1"/>
-    <w:lsdException w:name="Smart Hyperlink" w:semiHidden="1" w:unhideWhenUsed="1"/>
-    <w:lsdException w:name="Hashtag" w:semiHidden="1" w:unhideWhenUsed="1"/>
-    <w:lsdException w:name="Unresolved Mention" w:semiHidden="1" w:unhideWhenUsed="1"/>
-    <w:lsdException w:name="Smart Link" w:semiHidden="1" w:unhideWhenUsed="1"/>
   </w:latentStyles>
   <w:style w:type="paragraph" w:default="1" w:styleId="a">
     <w:name w:val="Normal"/>
@@ -1977,7 +1953,7 @@
 </file>
 
 <file path=customXml/itemProps1.xml><?xml version="1.0" encoding="utf-8"?>
-<ds:datastoreItem xmlns:ds="http://schemas.openxmlformats.org/officeDocument/2006/customXml" ds:itemID="{06D457EA-8834-4473-89C5-BBFB3CF893EC}">
+<ds:datastoreItem xmlns:ds="http://schemas.openxmlformats.org/officeDocument/2006/customXml" ds:itemID="{9B170180-3869-46BB-8050-DE695013280F}">
   <ds:schemaRefs>
     <ds:schemaRef ds:uri="http://schemas.openxmlformats.org/officeDocument/2006/bibliography"/>
   </ds:schemaRefs>

--- a/gu23/report/template/act23_start.docx
+++ b/gu23/report/template/act23_start.docx
@@ -594,6 +594,9 @@
             <w:pPr>
               <w:jc w:val="center"/>
             </w:pPr>
+            <w:r>
+              <w:t>${SIGNER_SIGNATURE}</w:t>
+            </w:r>
           </w:p>
         </w:tc>
         <w:tc>
@@ -856,164 +859,266 @@
     <w:tbl>
       <w:tblPr>
         <w:tblStyle w:val="a3"/>
-        <w:tblW w:w="0" w:type="auto"/>
-        <w:tblInd w:w="0" w:type="dxa"/>
-        <w:tblBorders>
-          <w:top w:val="single" w:sz="4" w:space="0" w:color="2E74B5" w:themeColor="accent1" w:themeShade="BF"/>
-          <w:left w:val="single" w:sz="4" w:space="0" w:color="2E74B5" w:themeColor="accent1" w:themeShade="BF"/>
-          <w:bottom w:val="single" w:sz="4" w:space="0" w:color="2E74B5" w:themeColor="accent1" w:themeShade="BF"/>
-          <w:right w:val="single" w:sz="4" w:space="0" w:color="2E74B5" w:themeColor="accent1" w:themeShade="BF"/>
-          <w:insideH w:val="single" w:sz="4" w:space="0" w:color="2E74B5" w:themeColor="accent1" w:themeShade="BF"/>
-          <w:insideV w:val="single" w:sz="4" w:space="0" w:color="2E74B5" w:themeColor="accent1" w:themeShade="BF"/>
-        </w:tblBorders>
-        <w:tblLook w:val="04A0" w:firstRow="1" w:lastRow="0" w:firstColumn="1" w:lastColumn="0" w:noHBand="0" w:noVBand="1"/>
+        <w:tblW w:type="auto" w:w="0"/>
+        <w:jc w:val="center"/>
+        <w:tblLayout w:type="fixed"/>
+        <w:tblLook w:firstColumn="1" w:firstRow="1" w:lastColumn="0" w:lastRow="0" w:noHBand="0" w:noVBand="1" w:val="04A0"/>
       </w:tblPr>
       <w:tblGrid>
-        <w:gridCol w:w="5817"/>
+        <w:gridCol w:w="3418"/>
+        <w:gridCol w:w="3418"/>
+        <w:gridCol w:w="3418"/>
       </w:tblGrid>
       <w:tr>
         <w:tc>
           <w:tcPr>
-            <w:tcW w:w="5817" w:type="dxa"/>
-          </w:tcPr>
-          <w:p>
-            <w:pPr>
-              <w:rPr>
+            <w:tcW w:type="dxa" w:w="9412"/>
+            <w:gridSpan w:val="3"/>
+            <w:vAlign w:val="center"/>
+            <w:tcBorders>
+              <w:top w:val="single" w:sz="6" w:color="000000"/>
+              <w:left w:val="single" w:sz="6" w:color="000000"/>
+              <w:bottom w:val="single" w:sz="6" w:color="000000"/>
+              <w:right w:val="single" w:sz="6" w:color="000000"/>
+              <w:insideH w:val="single" w:sz="6" w:color="000000"/>
+              <w:insideV w:val="single" w:sz="6" w:color="000000"/>
+            </w:tcBorders>
+            <w:tcMar>
+              <w:top w:w="70" w:type="dxa"/>
+              <w:start w:w="90" w:type="dxa"/>
+              <w:bottom w:w="70" w:type="dxa"/>
+              <w:end w:w="90" w:type="dxa"/>
+            </w:tcMar>
+          </w:tcPr>
+          <w:p>
+            <w:pPr>
+              <w:spacing w:before="0" w:after="0" w:line="240" w:lineRule="auto"/>
+              <w:jc w:val="center"/>
+            </w:pPr>
+            <w:r/>
+            <w:r>
+              <w:rPr>
+                <w:rFonts w:ascii="Times New Roman" w:hAnsi="Times New Roman" w:eastAsia="Times New Roman"/>
                 <w:b/>
-                <w:bCs/>
-                <w:color w:val="2E74B5" w:themeColor="accent1" w:themeShade="BF"/>
-                <w:sz w:val="18"/>
-                <w:szCs w:val="18"/>
-              </w:rPr>
-            </w:pPr>
-            <w:r>
-              <w:rPr>
+                <w:sz w:val="20"/>
+              </w:rPr>
+              <w:t>Сведения об электронных подписях</w:t>
+            </w:r>
+          </w:p>
+        </w:tc>
+      </w:tr>
+      <w:tr>
+        <w:tc>
+          <w:tcPr>
+            <w:tcW w:type="dxa" w:w="3005"/>
+            <w:vAlign w:val="center"/>
+            <w:tcBorders>
+              <w:top w:val="single" w:sz="6" w:color="000000"/>
+              <w:left w:val="single" w:sz="6" w:color="000000"/>
+              <w:bottom w:val="single" w:sz="6" w:color="000000"/>
+              <w:right w:val="single" w:sz="6" w:color="000000"/>
+              <w:insideH w:val="single" w:sz="6" w:color="000000"/>
+              <w:insideV w:val="single" w:sz="6" w:color="000000"/>
+            </w:tcBorders>
+            <w:tcMar>
+              <w:top w:w="70" w:type="dxa"/>
+              <w:start w:w="90" w:type="dxa"/>
+              <w:bottom w:w="70" w:type="dxa"/>
+              <w:end w:w="90" w:type="dxa"/>
+            </w:tcMar>
+          </w:tcPr>
+          <w:p>
+            <w:pPr>
+              <w:spacing w:before="0" w:after="0" w:line="240" w:lineRule="auto"/>
+              <w:jc w:val="center"/>
+            </w:pPr>
+            <w:r/>
+            <w:r>
+              <w:rPr>
+                <w:rFonts w:ascii="Times New Roman" w:hAnsi="Times New Roman" w:eastAsia="Times New Roman"/>
                 <w:b/>
-                <w:bCs/>
-                <w:color w:val="2E74B5" w:themeColor="accent1" w:themeShade="BF"/>
-                <w:sz w:val="18"/>
-                <w:szCs w:val="18"/>
-              </w:rPr>
-              <w:t>Документ подписан простой электронной подписью</w:t>
-            </w:r>
-          </w:p>
-          <w:p>
-            <w:pPr>
-              <w:rPr>
-                <w:color w:val="2E74B5" w:themeColor="accent1" w:themeShade="BF"/>
-                <w:sz w:val="18"/>
-                <w:szCs w:val="18"/>
-              </w:rPr>
-            </w:pPr>
-          </w:p>
-          <w:p>
-            <w:pPr>
-              <w:rPr>
-                <w:color w:val="2E74B5" w:themeColor="accent1" w:themeShade="BF"/>
-                <w:sz w:val="18"/>
-                <w:szCs w:val="18"/>
-              </w:rPr>
-            </w:pPr>
-            <w:r>
-              <w:rPr>
-                <w:color w:val="2E74B5" w:themeColor="accent1" w:themeShade="BF"/>
-                <w:sz w:val="18"/>
-                <w:szCs w:val="18"/>
-              </w:rPr>
-              <w:t>Подписант: </w:t>
-            </w:r>
-            <w:r>
-              <w:rPr>
-                <w:color w:val="2E74B5" w:themeColor="accent1" w:themeShade="BF"/>
-                <w:sz w:val="18"/>
-                <w:szCs w:val="18"/>
+                <w:sz w:val="18"/>
+              </w:rPr>
+              <w:t>Организация</w:t>
+            </w:r>
+          </w:p>
+        </w:tc>
+        <w:tc>
+          <w:tcPr>
+            <w:tcW w:type="dxa" w:w="3005"/>
+            <w:vAlign w:val="center"/>
+            <w:tcBorders>
+              <w:top w:val="single" w:sz="6" w:color="000000"/>
+              <w:left w:val="single" w:sz="6" w:color="000000"/>
+              <w:bottom w:val="single" w:sz="6" w:color="000000"/>
+              <w:right w:val="single" w:sz="6" w:color="000000"/>
+              <w:insideH w:val="single" w:sz="6" w:color="000000"/>
+              <w:insideV w:val="single" w:sz="6" w:color="000000"/>
+            </w:tcBorders>
+            <w:tcMar>
+              <w:top w:w="70" w:type="dxa"/>
+              <w:start w:w="90" w:type="dxa"/>
+              <w:bottom w:w="70" w:type="dxa"/>
+              <w:end w:w="90" w:type="dxa"/>
+            </w:tcMar>
+          </w:tcPr>
+          <w:p>
+            <w:pPr>
+              <w:spacing w:before="0" w:after="0" w:line="240" w:lineRule="auto"/>
+              <w:jc w:val="center"/>
+            </w:pPr>
+            <w:r/>
+            <w:r>
+              <w:rPr>
+                <w:rFonts w:ascii="Times New Roman" w:hAnsi="Times New Roman" w:eastAsia="Times New Roman"/>
+                <w:b/>
+                <w:sz w:val="18"/>
+              </w:rPr>
+              <w:t>Подписант</w:t>
+            </w:r>
+          </w:p>
+        </w:tc>
+        <w:tc>
+          <w:tcPr>
+            <w:tcW w:type="dxa" w:w="3402"/>
+            <w:vAlign w:val="center"/>
+            <w:tcBorders>
+              <w:top w:val="single" w:sz="6" w:color="000000"/>
+              <w:left w:val="single" w:sz="6" w:color="000000"/>
+              <w:bottom w:val="single" w:sz="6" w:color="000000"/>
+              <w:right w:val="single" w:sz="6" w:color="000000"/>
+              <w:insideH w:val="single" w:sz="6" w:color="000000"/>
+              <w:insideV w:val="single" w:sz="6" w:color="000000"/>
+            </w:tcBorders>
+            <w:tcMar>
+              <w:top w:w="70" w:type="dxa"/>
+              <w:start w:w="90" w:type="dxa"/>
+              <w:bottom w:w="70" w:type="dxa"/>
+              <w:end w:w="90" w:type="dxa"/>
+            </w:tcMar>
+          </w:tcPr>
+          <w:p>
+            <w:pPr>
+              <w:spacing w:before="0" w:after="0" w:line="240" w:lineRule="auto"/>
+              <w:jc w:val="center"/>
+            </w:pPr>
+            <w:r/>
+            <w:r>
+              <w:rPr>
+                <w:rFonts w:ascii="Times New Roman" w:hAnsi="Times New Roman" w:eastAsia="Times New Roman"/>
+                <w:b/>
+                <w:sz w:val="18"/>
+              </w:rPr>
+              <w:t>Сертификат</w:t>
+            </w:r>
+          </w:p>
+        </w:tc>
+      </w:tr>
+      <w:tr>
+        <w:tc>
+          <w:tcPr>
+            <w:tcW w:type="dxa" w:w="3005"/>
+            <w:vAlign w:val="center"/>
+            <w:tcBorders>
+              <w:top w:val="single" w:sz="6" w:color="000000"/>
+              <w:left w:val="single" w:sz="6" w:color="000000"/>
+              <w:bottom w:val="single" w:sz="6" w:color="000000"/>
+              <w:right w:val="single" w:sz="6" w:color="000000"/>
+              <w:insideH w:val="single" w:sz="6" w:color="000000"/>
+              <w:insideV w:val="single" w:sz="6" w:color="000000"/>
+            </w:tcBorders>
+            <w:tcMar>
+              <w:top w:w="70" w:type="dxa"/>
+              <w:start w:w="90" w:type="dxa"/>
+              <w:bottom w:w="70" w:type="dxa"/>
+              <w:end w:w="90" w:type="dxa"/>
+            </w:tcMar>
+          </w:tcPr>
+          <w:p>
+            <w:pPr>
+              <w:spacing w:before="0" w:after="0" w:line="240" w:lineRule="auto"/>
+              <w:jc w:val="center"/>
+            </w:pPr>
+            <w:r/>
+            <w:r>
+              <w:rPr>
+                <w:rFonts w:ascii="Times New Roman" w:hAnsi="Times New Roman" w:eastAsia="Times New Roman"/>
+                <w:b w:val="0"/>
+                <w:sz w:val="18"/>
+              </w:rPr>
+              <w:t>${PEP_ORG_NAME}</w:t>
+            </w:r>
+          </w:p>
+        </w:tc>
+        <w:tc>
+          <w:tcPr>
+            <w:tcW w:type="dxa" w:w="3005"/>
+            <w:vAlign w:val="center"/>
+            <w:tcBorders>
+              <w:top w:val="single" w:sz="6" w:color="000000"/>
+              <w:left w:val="single" w:sz="6" w:color="000000"/>
+              <w:bottom w:val="single" w:sz="6" w:color="000000"/>
+              <w:right w:val="single" w:sz="6" w:color="000000"/>
+              <w:insideH w:val="single" w:sz="6" w:color="000000"/>
+              <w:insideV w:val="single" w:sz="6" w:color="000000"/>
+            </w:tcBorders>
+            <w:tcMar>
+              <w:top w:w="70" w:type="dxa"/>
+              <w:start w:w="90" w:type="dxa"/>
+              <w:bottom w:w="70" w:type="dxa"/>
+              <w:end w:w="90" w:type="dxa"/>
+            </w:tcMar>
+          </w:tcPr>
+          <w:p>
+            <w:pPr>
+              <w:spacing w:before="0" w:after="0" w:line="240" w:lineRule="auto"/>
+              <w:jc w:val="center"/>
+            </w:pPr>
+            <w:r/>
+            <w:r>
+              <w:rPr>
+                <w:rFonts w:ascii="Times New Roman" w:hAnsi="Times New Roman" w:eastAsia="Times New Roman"/>
+                <w:b w:val="0"/>
+                <w:sz w:val="18"/>
               </w:rPr>
               <w:t>${PEP_FULL_NAME}</w:t>
             </w:r>
           </w:p>
-          <w:p>
-            <w:pPr>
-              <w:rPr>
-                <w:color w:val="2E74B5" w:themeColor="accent1" w:themeShade="BF"/>
-                <w:sz w:val="18"/>
-                <w:szCs w:val="18"/>
-              </w:rPr>
-            </w:pPr>
-            <w:r>
-              <w:rPr>
-                <w:color w:val="2E74B5" w:themeColor="accent1" w:themeShade="BF"/>
-                <w:sz w:val="18"/>
-                <w:szCs w:val="18"/>
-              </w:rPr>
-              <w:t xml:space="preserve">Идентификатор </w:t>
-            </w:r>
-            <w:r>
-              <w:rPr>
-                <w:color w:val="2E74B5" w:themeColor="accent1" w:themeShade="BF"/>
-                <w:sz w:val="18"/>
-                <w:szCs w:val="18"/>
-              </w:rPr>
-              <w:t>пользователя</w:t>
-            </w:r>
-            <w:r>
-              <w:rPr>
-                <w:color w:val="2E74B5" w:themeColor="accent1" w:themeShade="BF"/>
-                <w:sz w:val="18"/>
-                <w:szCs w:val="18"/>
-              </w:rPr>
-              <w:t>:</w:t>
-            </w:r>
-            <w:r>
-              <w:rPr>
-                <w:color w:val="2E74B5" w:themeColor="accent1" w:themeShade="BF"/>
-                <w:sz w:val="18"/>
-                <w:szCs w:val="18"/>
-              </w:rPr>
-              <w:t xml:space="preserve"> </w:t>
-            </w:r>
-            <w:r>
-              <w:rPr>
-                <w:color w:val="2E74B5" w:themeColor="accent1" w:themeShade="BF"/>
-                <w:sz w:val="18"/>
-                <w:szCs w:val="18"/>
-              </w:rPr>
-              <w:t>${PEP_APPROVED_ID}</w:t>
-            </w:r>
-          </w:p>
-          <w:p>
-            <w:pPr>
-              <w:rPr>
-                <w:color w:val="2E74B5" w:themeColor="accent1" w:themeShade="BF"/>
-                <w:sz w:val="18"/>
-                <w:szCs w:val="18"/>
-              </w:rPr>
-            </w:pPr>
-            <w:r>
-              <w:rPr>
-                <w:color w:val="2E74B5" w:themeColor="accent1" w:themeShade="BF"/>
-                <w:sz w:val="18"/>
-                <w:szCs w:val="18"/>
-              </w:rPr>
-              <w:t>Дата подписания:</w:t>
-            </w:r>
-            <w:r>
-              <w:rPr>
-                <w:color w:val="2E74B5" w:themeColor="accent1" w:themeShade="BF"/>
-                <w:sz w:val="18"/>
-                <w:szCs w:val="18"/>
-              </w:rPr>
-              <w:t xml:space="preserve"> </w:t>
-            </w:r>
-            <w:r>
-              <w:rPr>
-                <w:color w:val="2E74B5" w:themeColor="accent1" w:themeShade="BF"/>
-                <w:sz w:val="18"/>
-                <w:szCs w:val="18"/>
-              </w:rPr>
-              <w:t>${PEP_DECIDED_AT}</w:t>
-            </w:r>
-          </w:p>
-          <w:p/>
+        </w:tc>
+        <w:tc>
+          <w:tcPr>
+            <w:tcW w:type="dxa" w:w="3402"/>
+            <w:vAlign w:val="center"/>
+            <w:tcBorders>
+              <w:top w:val="single" w:sz="6" w:color="000000"/>
+              <w:left w:val="single" w:sz="6" w:color="000000"/>
+              <w:bottom w:val="single" w:sz="6" w:color="000000"/>
+              <w:right w:val="single" w:sz="6" w:color="000000"/>
+              <w:insideH w:val="single" w:sz="6" w:color="000000"/>
+              <w:insideV w:val="single" w:sz="6" w:color="000000"/>
+            </w:tcBorders>
+            <w:tcMar>
+              <w:top w:w="70" w:type="dxa"/>
+              <w:start w:w="90" w:type="dxa"/>
+              <w:bottom w:w="70" w:type="dxa"/>
+              <w:end w:w="90" w:type="dxa"/>
+            </w:tcMar>
+          </w:tcPr>
+          <w:p>
+            <w:pPr>
+              <w:spacing w:before="0" w:after="0" w:line="240" w:lineRule="auto"/>
+              <w:jc w:val="center"/>
+            </w:pPr>
+            <w:r/>
+            <w:r>
+              <w:rPr>
+                <w:rFonts w:ascii="Times New Roman" w:hAnsi="Times New Roman" w:eastAsia="Times New Roman"/>
+                <w:b w:val="0"/>
+                <w:sz w:val="18"/>
+              </w:rPr>
+              <w:t>${PEP_CERT_NUMBER}</w:t>
+            </w:r>
+          </w:p>
         </w:tc>
       </w:tr>
     </w:tbl>
